--- a/Writing/ESCAPE 34/Revision/20231217_393Nabera_revision.docx
+++ b/Writing/ESCAPE 34/Revision/20231217_393Nabera_revision.docx
@@ -854,7 +854,6 @@
         <w:rPr>
           <w:b w:val="0"/>
           <w:sz w:val="20"/>
-          <w:highlight w:val="yellow"/>
         </w:rPr>
         <w:t xml:space="preserve">In this study, we follow ISO 14040 and 14044 standards </w:t>
       </w:r>
@@ -862,7 +861,6 @@
         <w:rPr>
           <w:b w:val="0"/>
           <w:sz w:val="20"/>
-          <w:highlight w:val="yellow"/>
         </w:rPr>
         <w:fldChar w:fldCharType="begin"/>
       </w:r>
@@ -870,7 +868,6 @@
         <w:rPr>
           <w:b w:val="0"/>
           <w:sz w:val="20"/>
-          <w:highlight w:val="yellow"/>
         </w:rPr>
         <w:instrText xml:space="preserve"> ADDIN ZOTERO_ITEM CSL_CITATION {"citationID":"ENa93p4C","properties":{"formattedCitation":"(International Standards Organization, 2006; International StandardsOrganization, 2006)","plainCitation":"(International Standards Organization, 2006; International StandardsOrganization, 2006)","noteIndex":0},"citationItems":[{"id":158,"uris":["http://zotero.org/users/local/gMmtBwrT/items/RMFW3UCS"],"itemData":{"id":158,"type":"report","title":"In ISO 14040:2006 Environmental Management--Life Cycle Assessment--Principles and Framework","author":[{"literal":"International Standards Organization"}],"issued":{"date-parts":[["2006"]]}}},{"id":159,"uris":["http://zotero.org/users/local/gMmtBwrT/items/RVD2QGLU"],"itemData":{"id":159,"type":"report","title":"In ISO 14044:2006 Environmental Management--Life Cycle Assessment--Requirements and Guidelines","author":[{"literal":"International StandardsOrganization"}],"issued":{"date-parts":[["2006"]]}}}],"schema":"https://github.com/citation-style-language/schema/raw/master/csl-citation.json"} </w:instrText>
       </w:r>
@@ -878,7 +875,6 @@
         <w:rPr>
           <w:b w:val="0"/>
           <w:sz w:val="20"/>
-          <w:highlight w:val="yellow"/>
         </w:rPr>
         <w:fldChar w:fldCharType="separate"/>
       </w:r>
@@ -886,7 +882,6 @@
         <w:rPr>
           <w:b w:val="0"/>
           <w:sz w:val="20"/>
-          <w:highlight w:val="yellow"/>
         </w:rPr>
         <w:t>(International Standards Organization, 2006)</w:t>
       </w:r>
@@ -894,7 +889,6 @@
         <w:rPr>
           <w:b w:val="0"/>
           <w:sz w:val="20"/>
-          <w:highlight w:val="yellow"/>
         </w:rPr>
         <w:fldChar w:fldCharType="end"/>
       </w:r>
@@ -902,7 +896,6 @@
         <w:rPr>
           <w:b w:val="0"/>
           <w:sz w:val="20"/>
-          <w:highlight w:val="yellow"/>
         </w:rPr>
         <w:t xml:space="preserve"> </w:t>
       </w:r>
@@ -910,7 +903,6 @@
         <w:rPr>
           <w:b w:val="0"/>
           <w:sz w:val="20"/>
-          <w:highlight w:val="yellow"/>
         </w:rPr>
         <w:t xml:space="preserve">in four phases. Phase one involves defining the goal and scope, where we assess the production of 1 kg of ammonia </w:t>
       </w:r>
@@ -919,7 +911,6 @@
           <w:b w:val="0"/>
           <w:i/>
           <w:sz w:val="20"/>
-          <w:highlight w:val="yellow"/>
         </w:rPr>
         <w:t xml:space="preserve">via </w:t>
       </w:r>
@@ -927,7 +918,6 @@
         <w:rPr>
           <w:b w:val="0"/>
           <w:sz w:val="20"/>
-          <w:highlight w:val="yellow"/>
         </w:rPr>
         <w:t>specific technologies, considering cradle</w:t>
       </w:r>
@@ -935,7 +925,6 @@
         <w:rPr>
           <w:b w:val="0"/>
           <w:sz w:val="20"/>
-          <w:highlight w:val="yellow"/>
         </w:rPr>
         <w:noBreakHyphen/>
       </w:r>
@@ -943,7 +932,6 @@
         <w:rPr>
           <w:b w:val="0"/>
           <w:sz w:val="20"/>
-          <w:highlight w:val="yellow"/>
         </w:rPr>
         <w:t>to</w:t>
       </w:r>
@@ -951,7 +939,6 @@
         <w:rPr>
           <w:b w:val="0"/>
           <w:sz w:val="20"/>
-          <w:highlight w:val="yellow"/>
         </w:rPr>
         <w:noBreakHyphen/>
       </w:r>
@@ -959,7 +946,6 @@
         <w:rPr>
           <w:b w:val="0"/>
           <w:sz w:val="20"/>
-          <w:highlight w:val="yellow"/>
         </w:rPr>
         <w:t xml:space="preserve">gate impacts from 2020 to 2050 and various climate targets. Phase two includes the inventory analysis, where we use </w:t>
       </w:r>
@@ -967,7 +953,6 @@
         <w:rPr>
           <w:b w:val="0"/>
           <w:sz w:val="20"/>
-          <w:highlight w:val="yellow"/>
         </w:rPr>
         <w:t>life cycle inventory (LCI)</w:t>
       </w:r>
@@ -975,7 +960,6 @@
         <w:rPr>
           <w:b w:val="0"/>
           <w:sz w:val="20"/>
-          <w:highlight w:val="yellow"/>
         </w:rPr>
         <w:t xml:space="preserve"> data generated automatically utilizing</w:t>
       </w:r>
@@ -983,16 +967,8 @@
         <w:rPr>
           <w:b w:val="0"/>
           <w:sz w:val="20"/>
-          <w:highlight w:val="yellow"/>
-        </w:rPr>
-        <w:t xml:space="preserve"> the</w:t>
-      </w:r>
-      <w:r>
-        <w:rPr>
-          <w:b w:val="0"/>
-          <w:sz w:val="20"/>
-        </w:rPr>
-        <w:t xml:space="preserve"> IMAGE </w:t>
+        </w:rPr>
+        <w:t xml:space="preserve"> the IMAGE </w:t>
       </w:r>
       <w:r>
         <w:rPr>
@@ -1464,7 +1440,6 @@
         <w:rPr>
           <w:b w:val="0"/>
           <w:sz w:val="20"/>
-          <w:highlight w:val="yellow"/>
         </w:rPr>
         <w:t>The year 2020 is considered as the reference year</w:t>
       </w:r>
@@ -1472,7 +1447,6 @@
         <w:rPr>
           <w:b w:val="0"/>
           <w:sz w:val="20"/>
-          <w:highlight w:val="yellow"/>
         </w:rPr>
         <w:t xml:space="preserve"> for</w:t>
       </w:r>
@@ -1480,16 +1454,8 @@
         <w:rPr>
           <w:b w:val="0"/>
           <w:sz w:val="20"/>
-          <w:highlight w:val="yellow"/>
-        </w:rPr>
-        <w:t xml:space="preserve"> our analysis.</w:t>
-      </w:r>
-      <w:r>
-        <w:rPr>
-          <w:b w:val="0"/>
-          <w:sz w:val="20"/>
-        </w:rPr>
-        <w:t xml:space="preserve"> </w:t>
+        </w:rPr>
+        <w:t xml:space="preserve"> our analysis. </w:t>
       </w:r>
       <w:r>
         <w:rPr>
@@ -1524,14 +1490,7 @@
           <w:b w:val="0"/>
           <w:sz w:val="20"/>
         </w:rPr>
-        <w:t xml:space="preserve"> across 26 global regions, considering</w:t>
-      </w:r>
-      <w:r>
-        <w:rPr>
-          <w:b w:val="0"/>
-          <w:sz w:val="20"/>
-        </w:rPr>
-        <w:t xml:space="preserve"> location</w:t>
+        <w:t xml:space="preserve"> across 26 global regions, considering location</w:t>
       </w:r>
       <w:r>
         <w:rPr>
@@ -1566,21 +1525,12 @@
           <w:b w:val="0"/>
           <w:sz w:val="20"/>
         </w:rPr>
-        <w:t xml:space="preserve"> </w:t>
-      </w:r>
-      <w:r>
-        <w:rPr>
-          <w:b w:val="0"/>
-          <w:sz w:val="20"/>
-          <w:highlight w:val="yellow"/>
-        </w:rPr>
-        <w:t xml:space="preserve">Phase three involves life cycle impact assessment (LCIA) using IPCC 2013 </w:t>
-      </w:r>
-      <w:r>
-        <w:rPr>
-          <w:b w:val="0"/>
-          <w:sz w:val="20"/>
-          <w:highlight w:val="yellow"/>
+        <w:t xml:space="preserve"> Phase three involves life cycle impact assessment (LCIA) using IPCC 2013 </w:t>
+      </w:r>
+      <w:r>
+        <w:rPr>
+          <w:b w:val="0"/>
+          <w:sz w:val="20"/>
         </w:rPr>
         <w:t xml:space="preserve">global warming potentials (GWPs) and Environmental Footprint 3.0 methods to quantify various </w:t>
       </w:r>
@@ -1588,7 +1538,6 @@
         <w:rPr>
           <w:b w:val="0"/>
           <w:sz w:val="20"/>
-          <w:highlight w:val="yellow"/>
         </w:rPr>
         <w:lastRenderedPageBreak/>
         <w:t xml:space="preserve">impact categories, with a focus on climate change. </w:t>
@@ -1597,7 +1546,6 @@
         <w:rPr>
           <w:b w:val="0"/>
           <w:sz w:val="20"/>
-          <w:highlight w:val="yellow"/>
         </w:rPr>
         <w:t>Lastly, p</w:t>
       </w:r>
@@ -1605,7 +1553,6 @@
         <w:rPr>
           <w:b w:val="0"/>
           <w:sz w:val="20"/>
-          <w:highlight w:val="yellow"/>
         </w:rPr>
         <w:t xml:space="preserve">hase four </w:t>
       </w:r>
@@ -1613,7 +1560,6 @@
         <w:rPr>
           <w:b w:val="0"/>
           <w:sz w:val="20"/>
-          <w:highlight w:val="yellow"/>
         </w:rPr>
         <w:t>involves</w:t>
       </w:r>
@@ -1621,7 +1567,6 @@
         <w:rPr>
           <w:b w:val="0"/>
           <w:sz w:val="20"/>
-          <w:highlight w:val="yellow"/>
         </w:rPr>
         <w:t xml:space="preserve"> interpretation</w:t>
       </w:r>
@@ -1629,7 +1574,6 @@
         <w:rPr>
           <w:b w:val="0"/>
           <w:sz w:val="20"/>
-          <w:highlight w:val="yellow"/>
         </w:rPr>
         <w:t xml:space="preserve"> of the results obtained.</w:t>
       </w:r>
@@ -1777,133 +1721,70 @@
         <w:t xml:space="preserve">. </w:t>
       </w:r>
       <w:r>
-        <w:rPr>
-          <w:highlight w:val="yellow"/>
-        </w:rPr>
         <w:t>Moreover, solar</w:t>
       </w:r>
       <w:r>
-        <w:rPr>
-          <w:highlight w:val="yellow"/>
-        </w:rPr>
         <w:noBreakHyphen/>
         <w:t>based routes are projected to compete</w:t>
       </w:r>
       <w:r>
-        <w:rPr>
-          <w:highlight w:val="yellow"/>
-        </w:rPr>
         <w:t xml:space="preserve"> with</w:t>
       </w:r>
       <w:r>
-        <w:rPr>
-          <w:highlight w:val="yellow"/>
-        </w:rPr>
         <w:t>,</w:t>
       </w:r>
       <w:r>
-        <w:rPr>
-          <w:highlight w:val="yellow"/>
-        </w:rPr>
         <w:t xml:space="preserve"> </w:t>
       </w:r>
       <w:r>
-        <w:rPr>
-          <w:highlight w:val="yellow"/>
-        </w:rPr>
         <w:t>or even outperform</w:t>
       </w:r>
       <w:r>
-        <w:rPr>
-          <w:highlight w:val="yellow"/>
-        </w:rPr>
         <w:t>,</w:t>
       </w:r>
       <w:r>
-        <w:rPr>
-          <w:highlight w:val="yellow"/>
-        </w:rPr>
         <w:t xml:space="preserve"> </w:t>
       </w:r>
       <w:r>
-        <w:rPr>
-          <w:highlight w:val="yellow"/>
-        </w:rPr>
         <w:t>their wind</w:t>
       </w:r>
       <w:r>
-        <w:rPr>
-          <w:highlight w:val="yellow"/>
-        </w:rPr>
         <w:noBreakHyphen/>
         <w:t xml:space="preserve">based counterparts. </w:t>
       </w:r>
       <w:r>
-        <w:rPr>
-          <w:highlight w:val="yellow"/>
-        </w:rPr>
         <w:t>Under the moderate 2 °C scenario, the impacts of solar and wind</w:t>
       </w:r>
       <w:r>
-        <w:rPr>
-          <w:highlight w:val="yellow"/>
-        </w:rPr>
         <w:noBreakHyphen/>
         <w:t>based ammonia routes are projected to decrease by two</w:t>
       </w:r>
       <w:r>
-        <w:rPr>
-          <w:highlight w:val="yellow"/>
-        </w:rPr>
         <w:noBreakHyphen/>
         <w:t xml:space="preserve">thirds </w:t>
       </w:r>
       <w:r>
-        <w:rPr>
-          <w:highlight w:val="yellow"/>
-        </w:rPr>
         <w:t>compared to</w:t>
       </w:r>
       <w:r>
-        <w:rPr>
-          <w:highlight w:val="yellow"/>
-        </w:rPr>
         <w:t xml:space="preserve"> their respective 2020 values. In both scenarios, green hydrogen accounted for half of the total impacts in 2020, and its contribution is expected to increase significantly to at least 80% by 2050. Grid electricity played a major role in green ammonia production due to the high</w:t>
       </w:r>
       <w:r>
-        <w:rPr>
-          <w:highlight w:val="yellow"/>
-        </w:rPr>
         <w:noBreakHyphen/>
         <w:t>pressure Haber</w:t>
       </w:r>
       <w:r>
-        <w:rPr>
-          <w:highlight w:val="yellow"/>
-        </w:rPr>
         <w:noBreakHyphen/>
         <w:t>Bosch process. However, by 2050, this contribution is expected to decrease six</w:t>
       </w:r>
       <w:r>
-        <w:rPr>
-          <w:highlight w:val="yellow"/>
-        </w:rPr>
         <w:noBreakHyphen/>
       </w:r>
       <w:r>
-        <w:rPr>
-          <w:highlight w:val="yellow"/>
-        </w:rPr>
         <w:t xml:space="preserve">fold due to the anticipated decarbonization of the electricity mix. </w:t>
       </w:r>
       <w:r>
-        <w:rPr>
-          <w:highlight w:val="yellow"/>
-        </w:rPr>
-        <w:t>Even under the baseline 3.5 °C scenario, the green ammonia routes are expected to display significant reductions ranging from 17% to 42%.</w:t>
-      </w:r>
-      <w:r>
-        <w:t xml:space="preserve"> </w:t>
+        <w:t xml:space="preserve">Even under the baseline 3.5 °C scenario, the green ammonia routes are expected to display significant reductions ranging from 17% to 42%. </w:t>
       </w:r>
       <w:r>
         <w:t xml:space="preserve">Furthermore, a regional assessment </w:t>
@@ -1979,125 +1860,97 @@
         <w:t xml:space="preserve"> global benefits.</w:t>
       </w:r>
       <w:r>
-        <w:t xml:space="preserve"> </w:t>
+        <w:t xml:space="preserve"> These results indicate that a paradigm shift may occur, </w:t>
+      </w:r>
+      <w:r>
+        <w:rPr>
+          <w:i/>
+        </w:rPr>
+        <w:t>i.e.</w:t>
+      </w:r>
+      <w:r>
+        <w:t>, solar</w:t>
+      </w:r>
+      <w:r>
+        <w:noBreakHyphen/>
+        <w:t>based production routes may demonstrate the highest reduction in climate change impacts over time, approaching the performance levels of their corresponding wind</w:t>
+      </w:r>
+      <w:r>
+        <w:noBreakHyphen/>
+        <w:t xml:space="preserve">based </w:t>
+      </w:r>
+      <w:r>
+        <w:t>counterparts</w:t>
       </w:r>
       <w:bookmarkStart w:id="0" w:name="_GoBack"/>
       <w:bookmarkEnd w:id="0"/>
       <w:r>
-        <w:rPr>
-          <w:highlight w:val="yellow"/>
-        </w:rPr>
-        <w:t xml:space="preserve">These results indicate that a paradigm shift may occur, </w:t>
-      </w:r>
-      <w:r>
-        <w:rPr>
-          <w:i/>
-          <w:highlight w:val="yellow"/>
-        </w:rPr>
-        <w:t>i.e.</w:t>
-      </w:r>
-      <w:r>
-        <w:rPr>
-          <w:highlight w:val="yellow"/>
-        </w:rPr>
-        <w:t>, solar</w:t>
-      </w:r>
-      <w:r>
-        <w:rPr>
-          <w:highlight w:val="yellow"/>
-        </w:rPr>
-        <w:noBreakHyphen/>
-        <w:t>based production routes may demonstrate the highest reduction in climate change impacts over time, approaching the performance levels of their corresponding wind</w:t>
-      </w:r>
-      <w:r>
-        <w:rPr>
-          <w:highlight w:val="yellow"/>
-        </w:rPr>
-        <w:noBreakHyphen/>
-        <w:t>based production routes. This nuances previous studies that consistently found wind</w:t>
-      </w:r>
-      <w:r>
-        <w:rPr>
-          <w:highlight w:val="yellow"/>
-        </w:rPr>
+        <w:t>. This nuances previous studies that consistently found wind</w:t>
+      </w:r>
+      <w:r>
         <w:noBreakHyphen/>
         <w:t>based routes to outperform solar pathways. This is in alignment with investigations indicating that wind turbine performances are plateauing and the most significant improvements in carbon intensity will be derived from the manufacturing and end</w:t>
       </w:r>
       <w:r>
-        <w:rPr>
-          <w:highlight w:val="yellow"/>
-        </w:rPr>
         <w:noBreakHyphen/>
         <w:t>of</w:t>
       </w:r>
       <w:r>
-        <w:rPr>
-          <w:highlight w:val="yellow"/>
-        </w:rPr>
         <w:noBreakHyphen/>
         <w:t xml:space="preserve">life recycling of these turbines </w:t>
       </w:r>
       <w:r>
-        <w:rPr>
-          <w:highlight w:val="yellow"/>
-        </w:rPr>
         <w:fldChar w:fldCharType="begin"/>
       </w:r>
       <w:r>
-        <w:rPr>
-          <w:highlight w:val="yellow"/>
-        </w:rPr>
         <w:instrText xml:space="preserve"> ADDIN ZOTERO_ITEM CSL_CITATION {"citationID":"NWO4tG02","properties":{"formattedCitation":"(Li et al., 2022)","plainCitation":"(Li et al., 2022)","noteIndex":0},"citationItems":[{"id":241,"uris":["http://zotero.org/users/local/gMmtBwrT/items/A7CAX9Q6"],"itemData":{"id":241,"type":"article-journal","abstract":"Continuous reduction in the levelized cost of energy is driving the rapid development of offshore wind energy (OWE). It is thus important to evaluate, from an environmental perspective, the implications of expanding OWE capacity on a global scale. Nevertheless, this assessment must take into account various scenarios for the growth of different OWE technologies in the near future. To evaluate the environmental impacts of future OWE development, this paper conducts a prospective life cycle assessment (LCA) including parameterized supply chains with high technology resolution. Results show that OWE-related environmental impacts, including climate change, marine ecotoxicity, marine eutrophication, and metal depletion, are reduced by </w:instrText>
       </w:r>
       <w:r>
         <w:rPr>
           <w:rFonts w:ascii="Cambria Math" w:hAnsi="Cambria Math" w:cs="Cambria Math"/>
-          <w:highlight w:val="yellow"/>
         </w:rPr>
         <w:instrText>∼</w:instrText>
       </w:r>
       <w:r>
-        <w:rPr>
-          <w:highlight w:val="yellow"/>
-        </w:rPr>
         <w:instrText xml:space="preserve">20% per MWh from 2020 to 2040 due to various developments including size expansion, lifetime extension, and technology innovation. At the global scale, 2.6−3.6 Gt CO2 equiv of greenhouse gas emissions are emitted cumulatively due to OWE deployment from 2020 to 2040. The manufacturing of primary raw materials, such as steel and fibers, is the dominant contributor to impacts. Overall, 6−9% of the cumulative OWE-related environmental impacts could be reduced by end-of-life (EoL) recycling and the substitution of raw materials.","container-title":"Environmental Science &amp; Technology","DOI":"10.1021/acs.est.2c02183","ISSN":"0013-936X, 1520-5851","issue":"16","journalAbbreviation":"Environ. Sci. Technol.","language":"en","page":"11567-11577","source":"DOI.org (Crossref)","title":"Environmental Impacts of Global Offshore Wind Energy Development until 2040","volume":"56","author":[{"family":"Li","given":"Chen"},{"family":"Mogollón","given":"José M."},{"family":"Tukker","given":"Arnold"},{"family":"Steubing","given":"Bernhard"}],"issued":{"date-parts":[["2022",8,16]]}}}],"schema":"https://github.com/citation-style-language/schema/raw/master/csl-citation.json"} </w:instrText>
       </w:r>
       <w:r>
-        <w:rPr>
-          <w:highlight w:val="yellow"/>
-        </w:rPr>
         <w:fldChar w:fldCharType="separate"/>
       </w:r>
       <w:r>
-        <w:rPr>
-          <w:highlight w:val="yellow"/>
-        </w:rPr>
         <w:t>(Li </w:t>
       </w:r>
       <w:r>
         <w:rPr>
           <w:i/>
-          <w:highlight w:val="yellow"/>
         </w:rPr>
         <w:t>et al.</w:t>
       </w:r>
       <w:r>
-        <w:rPr>
-          <w:highlight w:val="yellow"/>
-        </w:rPr>
         <w:t>, 2022)</w:t>
       </w:r>
       <w:r>
-        <w:rPr>
-          <w:highlight w:val="yellow"/>
-        </w:rPr>
         <w:fldChar w:fldCharType="end"/>
       </w:r>
       <w:r>
-        <w:rPr>
-          <w:highlight w:val="yellow"/>
-        </w:rPr>
         <w:t>.</w:t>
+      </w:r>
+    </w:p>
+    <w:p>
+      <w:pPr>
+        <w:pStyle w:val="Els-1storder-head"/>
+        <w:spacing w:after="0"/>
+      </w:pPr>
+      <w:r>
+        <w:t>Conclusions</w:t>
+      </w:r>
+    </w:p>
+    <w:p>
+      <w:pPr>
+        <w:pStyle w:val="Els-body-text"/>
+      </w:pPr>
+      <w:r>
+        <w:t>In this work, we assess the impact of future economic trends, with a focus on climate policies, on key platform chemicals, using ammonia as a testbed. We conduct this analysis across 26 regions spanning from 2020 to 2050. Our findings reveal that while the impact of both fossil and green routes will decrease, the gap between them will widen, especially under ambitious climate policies. Additionally, we emphasize the significance of facility location in our analysis, as it can significantly influence the results over time. Overall, this work underscores the importance of considering technological advancements, market trends, and regional factors in LCAs of emerging technologies. We hope this study will aid in making informed decisions during the transition towards more sustainable chemicals.</w:t>
       </w:r>
     </w:p>
     <w:p>
@@ -2276,37 +2129,65 @@
     </w:p>
     <w:p>
       <w:pPr>
-        <w:pStyle w:val="Els-1storder-head"/>
+        <w:pStyle w:val="Els-reference-head"/>
         <w:spacing w:after="0"/>
-      </w:pPr>
-      <w:r>
-        <w:t>Conclusions</w:t>
+        <w:rPr>
+          <w:lang w:val="de-CH"/>
+        </w:rPr>
+      </w:pPr>
+      <w:r>
+        <w:rPr>
+          <w:lang w:val="de-CH"/>
+        </w:rPr>
+        <w:t>References</w:t>
       </w:r>
     </w:p>
     <w:p>
       <w:pPr>
-        <w:pStyle w:val="Els-body-text"/>
-      </w:pPr>
-      <w:r>
-        <w:t>In this work, we assess the impact of future economic trends</w:t>
-      </w:r>
-      <w:r>
-        <w:t>, with a focus on climate policies, on key platform chemicals, using ammonia as a testbed. We conduct this analysis across 26 regions spanning from 2020 to 2050. Our findings reveal that while the impact of both fossil and green routes will decrease, the gap between them will widen, especially under ambitious climate policies. Additionally, we emphasize the significance of facility location in our analysis, as it can significantly influence the results over time. Overall, this work underscores the importance of considering technological advancements, market trends, and regional factors in LCAs of emerging technologies. We hope this study will aid in making informed decisions during the transition towards more sustainable chemicals.</w:t>
+        <w:pStyle w:val="Bibliography"/>
+        <w:jc w:val="both"/>
+        <w:rPr>
+          <w:sz w:val="18"/>
+        </w:rPr>
+      </w:pPr>
+      <w:r>
+        <w:rPr>
+          <w:lang w:val="en-US"/>
+        </w:rPr>
+        <w:fldChar w:fldCharType="begin"/>
+      </w:r>
+      <w:r>
+        <w:rPr>
+          <w:lang w:val="de-CH"/>
+        </w:rPr>
+        <w:instrText xml:space="preserve"> ADDIN ZOTERO_BIBL {"uncited":[],"omitted":[],"custom":[]} CSL_BIBLIOGRAPHY </w:instrText>
+      </w:r>
+      <w:r>
+        <w:rPr>
+          <w:lang w:val="en-US"/>
+        </w:rPr>
+        <w:fldChar w:fldCharType="separate"/>
+      </w:r>
+      <w:r>
+        <w:rPr>
+          <w:sz w:val="18"/>
+        </w:rPr>
+        <w:t>Bauer, F., Tilsted, J.P., Pfister, S., Oberschelp, C., Kulionis, V., 2023. Mapping GHG emissions and prospects for renewable energy in the chemical industry. Curr. Opin. Chem. Eng. 39, 100881.</w:t>
       </w:r>
     </w:p>
     <w:p>
       <w:pPr>
-        <w:pStyle w:val="Els-reference-head"/>
-        <w:spacing w:after="0"/>
-        <w:rPr>
-          <w:lang w:val="de-CH"/>
-        </w:rPr>
-      </w:pPr>
-      <w:r>
-        <w:rPr>
-          <w:lang w:val="de-CH"/>
-        </w:rPr>
-        <w:t>References</w:t>
+        <w:pStyle w:val="Bibliography"/>
+        <w:jc w:val="both"/>
+        <w:rPr>
+          <w:sz w:val="18"/>
+        </w:rPr>
+      </w:pPr>
+      <w:r>
+        <w:rPr>
+          <w:sz w:val="18"/>
+        </w:rPr>
+        <w:t>D’Angelo, S.C., Cobo, S., Tulus, V., Nabera, A., Martín, A.J., Pérez-Ramírez, J., Guillén-Gosálbez, G., 2021. Planetary Boundaries Analysis of Low-Carbon Ammonia Production Routes. ACS Sustain. Chem. Eng. 9, 9740–9749.</w:t>
       </w:r>
     </w:p>
     <w:p>
@@ -2319,27 +2200,9 @@
       </w:pPr>
       <w:r>
         <w:rPr>
-          <w:lang w:val="en-US"/>
-        </w:rPr>
-        <w:fldChar w:fldCharType="begin"/>
-      </w:r>
-      <w:r>
-        <w:rPr>
-          <w:lang w:val="de-CH"/>
-        </w:rPr>
-        <w:instrText xml:space="preserve"> ADDIN ZOTERO_BIBL {"uncited":[],"omitted":[],"custom":[]} CSL_BIBLIOGRAPHY </w:instrText>
-      </w:r>
-      <w:r>
-        <w:rPr>
-          <w:lang w:val="en-US"/>
-        </w:rPr>
-        <w:fldChar w:fldCharType="separate"/>
-      </w:r>
-      <w:r>
-        <w:rPr>
           <w:sz w:val="18"/>
         </w:rPr>
-        <w:t>Bauer, F., Tilsted, J.P., Pfister, S., Oberschelp, C., Kulionis, V., 2023. Mapping GHG emissions and prospects for renewable energy in the chemical industry. Curr. Opin. Chem. Eng. 39, 100881.</w:t>
+        <w:t>Gabrielli, P., Rosa, L., Gazzani, M., Meys, R., Bardow, A., Mazzotti, M., Sansavini, G., 2023. Net-zero emissions chemical industry in a world of limited resources. One Earth 6, 682–704.</w:t>
       </w:r>
     </w:p>
     <w:p>
@@ -2354,7 +2217,7 @@
         <w:rPr>
           <w:sz w:val="18"/>
         </w:rPr>
-        <w:t>D’Angelo, S.C., Cobo, S., Tulus, V., Nabera, A., Martín, A.J., Pérez-Ramírez, J., Guillén-Gosálbez, G., 2021. Planetary Boundaries Analysis of Low-Carbon Ammonia Production Routes. ACS Sustain. Chem. Eng. 9, 9740–9749.</w:t>
+        <w:t>Gomez, J.R., Baca, J., Garzon, F., 2020. Techno-economic analysis and life cycle assessment for electrochemical ammonia production using proton conducting membrane. Int. J. Hydrog. Energy 45, 721–737.</w:t>
       </w:r>
     </w:p>
     <w:p>
@@ -2369,7 +2232,19 @@
         <w:rPr>
           <w:sz w:val="18"/>
         </w:rPr>
-        <w:t>Gabrielli, P., Rosa, L., Gazzani, M., Meys, R., Bardow, A., Mazzotti, M., Sansavini, G., 2023. Net-zero emissions chemical industry in a world of limited resources. One Earth 6, 682–704.</w:t>
+        <w:t>Integrated Assessment of Global Environmental Change with IMAGE 3.0, 2014.</w:t>
+      </w:r>
+      <w:r>
+        <w:rPr>
+          <w:sz w:val="18"/>
+        </w:rPr>
+        <w:t xml:space="preserve"> </w:t>
+      </w:r>
+      <w:r>
+        <w:rPr>
+          <w:sz w:val="18"/>
+        </w:rPr>
+        <w:t>PBL Netherlands Environmental Assessment Agency.</w:t>
       </w:r>
     </w:p>
     <w:p>
@@ -2384,7 +2259,7 @@
         <w:rPr>
           <w:sz w:val="18"/>
         </w:rPr>
-        <w:t>Gomez, J.R., Baca, J., Garzon, F., 2020. Techno-economic analysis and life cycle assessment for electrochemical ammonia production using proton conducting membrane. Int. J. Hydrog. Energy 45, 721–737.</w:t>
+        <w:t>International Standards Organization, 2006. In ISO 14040:2006 Environmental Management--Life Cycle Assessment--Principles and Framework.</w:t>
       </w:r>
     </w:p>
     <w:p>
@@ -2399,49 +2274,6 @@
         <w:rPr>
           <w:sz w:val="18"/>
         </w:rPr>
-        <w:t>Integrated Assessment of Global Environmental Change with IMAGE 3.0, 2014.</w:t>
-      </w:r>
-      <w:r>
-        <w:rPr>
-          <w:sz w:val="18"/>
-        </w:rPr>
-        <w:t xml:space="preserve"> </w:t>
-      </w:r>
-      <w:r>
-        <w:rPr>
-          <w:sz w:val="18"/>
-        </w:rPr>
-        <w:t>PBL Netherlands Environmental Assessment Agency.</w:t>
-      </w:r>
-    </w:p>
-    <w:p>
-      <w:pPr>
-        <w:pStyle w:val="Bibliography"/>
-        <w:jc w:val="both"/>
-        <w:rPr>
-          <w:sz w:val="18"/>
-        </w:rPr>
-      </w:pPr>
-      <w:r>
-        <w:rPr>
-          <w:sz w:val="18"/>
-        </w:rPr>
-        <w:t>International Standards Organization, 2006. In ISO 14040:2006 Environmental Management--Life Cycle Assessment--Principles and Framework.</w:t>
-      </w:r>
-    </w:p>
-    <w:p>
-      <w:pPr>
-        <w:pStyle w:val="Bibliography"/>
-        <w:jc w:val="both"/>
-        <w:rPr>
-          <w:sz w:val="18"/>
-        </w:rPr>
-      </w:pPr>
-      <w:r>
-        <w:rPr>
-          <w:sz w:val="18"/>
-        </w:rPr>
-        <w:lastRenderedPageBreak/>
         <w:t>International StandardsOrganization, 2006. In ISO 14044:2006 Environmental Management--Life Cycle Assessment--Requirements and Guidelines.</w:t>
       </w:r>
     </w:p>
@@ -5523,7 +5355,7 @@
 </file>
 
 <file path=customXml/itemProps1.xml><?xml version="1.0" encoding="utf-8"?>
-<ds:datastoreItem xmlns:ds="http://schemas.openxmlformats.org/officeDocument/2006/customXml" ds:itemID="{0956F742-AE54-47A7-976A-317516DB8E60}">
+<ds:datastoreItem xmlns:ds="http://schemas.openxmlformats.org/officeDocument/2006/customXml" ds:itemID="{0034E8BA-626E-4C86-BA27-7E5B9FE7212E}">
   <ds:schemaRefs>
     <ds:schemaRef ds:uri="http://schemas.openxmlformats.org/officeDocument/2006/bibliography"/>
   </ds:schemaRefs>
